--- a/documentation/Oracle Cloud EPM AI Automation Framework - Git & GitHub Operations Manual.docx
+++ b/documentation/Oracle Cloud EPM AI Automation Framework - Git & GitHub Operations Manual.docx
@@ -1560,10 +1560,7 @@
         <w:t>.git</w:t>
       </w:r>
       <w:r>
-        <w:t xml:space="preserve"> </w:t>
-      </w:r>
-      <w:r>
-        <w:t>directory</w:t>
+        <w:t xml:space="preserve"> directory</w:t>
       </w:r>
     </w:p>
     <w:p>
@@ -4066,6 +4063,2541 @@
         <w:t>Clone the repository (or create a Codespace), wait for provisioning, and begin building immediately.</w:t>
       </w:r>
     </w:p>
+    <w:p>
+      <w:pPr>
+        <w:pStyle w:val="BodyText"/>
+      </w:pPr>
+    </w:p>
+    <w:p>
+      <w:pPr>
+        <w:pStyle w:val="BodyText"/>
+      </w:pPr>
+    </w:p>
+    <w:p>
+      <w:pPr>
+        <w:pStyle w:val="BodyText"/>
+      </w:pPr>
+    </w:p>
+    <w:p>
+      <w:pPr>
+        <w:pStyle w:val="BodyText"/>
+      </w:pPr>
+    </w:p>
+    <w:p>
+      <w:pPr>
+        <w:pStyle w:val="BodyText"/>
+      </w:pPr>
+    </w:p>
+    <w:p>
+      <w:pPr>
+        <w:pStyle w:val="Heading1"/>
+      </w:pPr>
+      <w:r>
+        <w:lastRenderedPageBreak/>
+        <w:t>Section 4</w:t>
+      </w:r>
+    </w:p>
+    <w:p>
+      <w:pPr>
+        <w:pStyle w:val="Heading2"/>
+      </w:pPr>
+      <w:r>
+        <w:t>Repository Standards</w:t>
+      </w:r>
+    </w:p>
+    <w:p>
+      <w:pPr>
+        <w:pStyle w:val="Heading3"/>
+      </w:pPr>
+      <w:r>
+        <w:t>Purpose</w:t>
+      </w:r>
+    </w:p>
+    <w:p>
+      <w:r>
+        <w:t>The Git repository is the authoritative source for all source code, automation assets, documentation, reusable components, standards, and supporting materials for the Oracle Cloud EPM AI Automation Framework.</w:t>
+      </w:r>
+    </w:p>
+    <w:p>
+      <w:r>
+        <w:t>Every contribution should improve the framework by increasing maintainability, readability, reusability, scalability, and long-term supportability.</w:t>
+      </w:r>
+    </w:p>
+    <w:p>
+      <w:pPr>
+        <w:pStyle w:val="Heading3"/>
+      </w:pPr>
+      <w:r>
+        <w:t>Repository Principles</w:t>
+      </w:r>
+    </w:p>
+    <w:p>
+      <w:r>
+        <w:t>The framework follows several guiding principles.</w:t>
+      </w:r>
+    </w:p>
+    <w:p>
+      <w:pPr>
+        <w:pStyle w:val="ListBullet"/>
+        <w:tabs>
+          <w:tab w:val="num" w:pos="360"/>
+        </w:tabs>
+        <w:ind w:left="360" w:hanging="360"/>
+        <w:rPr>
+          <w:sz w:val="24"/>
+          <w:szCs w:val="24"/>
+        </w:rPr>
+      </w:pPr>
+      <w:r>
+        <w:rPr>
+          <w:sz w:val="24"/>
+          <w:szCs w:val="24"/>
+        </w:rPr>
+        <w:t>Reusable Components</w:t>
+      </w:r>
+    </w:p>
+    <w:p>
+      <w:pPr>
+        <w:pStyle w:val="ListBullet2"/>
+        <w:tabs>
+          <w:tab w:val="num" w:pos="720"/>
+        </w:tabs>
+        <w:ind w:left="720" w:hanging="360"/>
+        <w:rPr>
+          <w:sz w:val="24"/>
+          <w:szCs w:val="24"/>
+        </w:rPr>
+      </w:pPr>
+      <w:r>
+        <w:rPr>
+          <w:sz w:val="24"/>
+          <w:szCs w:val="24"/>
+        </w:rPr>
+        <w:t>Develop reusable Page Objects, Components, Helpers, Fixtures, Validation Libraries, and REST clients instead of duplicating logic.</w:t>
+      </w:r>
+    </w:p>
+    <w:p>
+      <w:pPr>
+        <w:pStyle w:val="ListBullet"/>
+        <w:tabs>
+          <w:tab w:val="num" w:pos="360"/>
+        </w:tabs>
+        <w:ind w:left="360" w:hanging="360"/>
+        <w:rPr>
+          <w:sz w:val="24"/>
+          <w:szCs w:val="24"/>
+        </w:rPr>
+      </w:pPr>
+      <w:r>
+        <w:rPr>
+          <w:sz w:val="24"/>
+          <w:szCs w:val="24"/>
+        </w:rPr>
+        <w:t>Modular Design</w:t>
+      </w:r>
+    </w:p>
+    <w:p>
+      <w:pPr>
+        <w:pStyle w:val="ListBullet2"/>
+        <w:tabs>
+          <w:tab w:val="num" w:pos="720"/>
+        </w:tabs>
+        <w:ind w:left="720" w:hanging="360"/>
+        <w:rPr>
+          <w:sz w:val="24"/>
+          <w:szCs w:val="24"/>
+        </w:rPr>
+      </w:pPr>
+      <w:r>
+        <w:rPr>
+          <w:sz w:val="24"/>
+          <w:szCs w:val="24"/>
+        </w:rPr>
+        <w:t>Each module should have a single responsibility and remain as independent as possible.</w:t>
+      </w:r>
+    </w:p>
+    <w:p>
+      <w:pPr>
+        <w:pStyle w:val="ListBullet"/>
+        <w:tabs>
+          <w:tab w:val="num" w:pos="360"/>
+        </w:tabs>
+        <w:ind w:left="360" w:hanging="360"/>
+        <w:rPr>
+          <w:sz w:val="24"/>
+          <w:szCs w:val="24"/>
+        </w:rPr>
+      </w:pPr>
+      <w:r>
+        <w:rPr>
+          <w:sz w:val="24"/>
+          <w:szCs w:val="24"/>
+        </w:rPr>
+        <w:t>Self-Documenting Code</w:t>
+      </w:r>
+    </w:p>
+    <w:p>
+      <w:pPr>
+        <w:pStyle w:val="ListBullet2"/>
+        <w:tabs>
+          <w:tab w:val="num" w:pos="720"/>
+        </w:tabs>
+        <w:ind w:left="720" w:hanging="360"/>
+        <w:rPr>
+          <w:sz w:val="24"/>
+          <w:szCs w:val="24"/>
+        </w:rPr>
+      </w:pPr>
+      <w:r>
+        <w:rPr>
+          <w:sz w:val="24"/>
+          <w:szCs w:val="24"/>
+        </w:rPr>
+        <w:t>Use meaningful names and clear structure. Favor readable code over excessive comments.</w:t>
+      </w:r>
+    </w:p>
+    <w:p>
+      <w:pPr>
+        <w:pStyle w:val="ListBullet"/>
+        <w:tabs>
+          <w:tab w:val="num" w:pos="360"/>
+        </w:tabs>
+        <w:ind w:left="360" w:hanging="360"/>
+        <w:rPr>
+          <w:sz w:val="24"/>
+          <w:szCs w:val="24"/>
+        </w:rPr>
+      </w:pPr>
+      <w:r>
+        <w:rPr>
+          <w:sz w:val="24"/>
+          <w:szCs w:val="24"/>
+        </w:rPr>
+        <w:t>AI-Assisted Development</w:t>
+      </w:r>
+    </w:p>
+    <w:p>
+      <w:pPr>
+        <w:pStyle w:val="ListBullet2"/>
+        <w:tabs>
+          <w:tab w:val="num" w:pos="720"/>
+        </w:tabs>
+        <w:ind w:left="720" w:hanging="360"/>
+        <w:rPr>
+          <w:sz w:val="24"/>
+          <w:szCs w:val="24"/>
+        </w:rPr>
+      </w:pPr>
+      <w:r>
+        <w:rPr>
+          <w:sz w:val="24"/>
+          <w:szCs w:val="24"/>
+        </w:rPr>
+        <w:t>Organize code consistently so ChatGPT, Codex, and future AI tools can understand, generate, and maintain the framework efficiently.</w:t>
+      </w:r>
+    </w:p>
+    <w:p>
+      <w:pPr>
+        <w:pStyle w:val="Heading3"/>
+      </w:pPr>
+      <w:r>
+        <w:t>Standard Repository Structure</w:t>
+      </w:r>
+    </w:p>
+    <w:p>
+      <w:r>
+        <w:t>The recommended repository structure is:</w:t>
+      </w:r>
+    </w:p>
+    <w:p>
+      <w:pPr>
+        <w:pStyle w:val="ListBullet"/>
+        <w:tabs>
+          <w:tab w:val="num" w:pos="360"/>
+        </w:tabs>
+        <w:ind w:left="360" w:hanging="360"/>
+        <w:rPr>
+          <w:sz w:val="24"/>
+          <w:szCs w:val="24"/>
+        </w:rPr>
+      </w:pPr>
+      <w:r>
+        <w:rPr>
+          <w:sz w:val="24"/>
+          <w:szCs w:val="24"/>
+        </w:rPr>
+        <w:t>docs/</w:t>
+      </w:r>
+    </w:p>
+    <w:p>
+      <w:pPr>
+        <w:pStyle w:val="ListBullet"/>
+        <w:tabs>
+          <w:tab w:val="num" w:pos="360"/>
+        </w:tabs>
+        <w:ind w:left="360" w:hanging="360"/>
+        <w:rPr>
+          <w:sz w:val="24"/>
+          <w:szCs w:val="24"/>
+        </w:rPr>
+      </w:pPr>
+      <w:r>
+        <w:rPr>
+          <w:sz w:val="24"/>
+          <w:szCs w:val="24"/>
+        </w:rPr>
+        <w:t>automation/</w:t>
+      </w:r>
+    </w:p>
+    <w:p>
+      <w:pPr>
+        <w:pStyle w:val="ListBullet"/>
+        <w:tabs>
+          <w:tab w:val="num" w:pos="360"/>
+        </w:tabs>
+        <w:ind w:left="360" w:hanging="360"/>
+        <w:rPr>
+          <w:sz w:val="24"/>
+          <w:szCs w:val="24"/>
+        </w:rPr>
+      </w:pPr>
+      <w:r>
+        <w:rPr>
+          <w:sz w:val="24"/>
+          <w:szCs w:val="24"/>
+        </w:rPr>
+        <w:t>pages/</w:t>
+      </w:r>
+    </w:p>
+    <w:p>
+      <w:pPr>
+        <w:pStyle w:val="ListBullet"/>
+        <w:tabs>
+          <w:tab w:val="num" w:pos="360"/>
+        </w:tabs>
+        <w:ind w:left="360" w:hanging="360"/>
+        <w:rPr>
+          <w:sz w:val="24"/>
+          <w:szCs w:val="24"/>
+        </w:rPr>
+      </w:pPr>
+      <w:r>
+        <w:rPr>
+          <w:sz w:val="24"/>
+          <w:szCs w:val="24"/>
+        </w:rPr>
+        <w:t>components/</w:t>
+      </w:r>
+    </w:p>
+    <w:p>
+      <w:pPr>
+        <w:pStyle w:val="ListBullet"/>
+        <w:tabs>
+          <w:tab w:val="num" w:pos="360"/>
+        </w:tabs>
+        <w:ind w:left="360" w:hanging="360"/>
+        <w:rPr>
+          <w:sz w:val="24"/>
+          <w:szCs w:val="24"/>
+        </w:rPr>
+      </w:pPr>
+      <w:r>
+        <w:rPr>
+          <w:sz w:val="24"/>
+          <w:szCs w:val="24"/>
+        </w:rPr>
+        <w:t>helpers/</w:t>
+      </w:r>
+    </w:p>
+    <w:p>
+      <w:pPr>
+        <w:pStyle w:val="ListBullet"/>
+        <w:tabs>
+          <w:tab w:val="num" w:pos="360"/>
+        </w:tabs>
+        <w:ind w:left="360" w:hanging="360"/>
+        <w:rPr>
+          <w:sz w:val="24"/>
+          <w:szCs w:val="24"/>
+        </w:rPr>
+      </w:pPr>
+      <w:r>
+        <w:rPr>
+          <w:sz w:val="24"/>
+          <w:szCs w:val="24"/>
+        </w:rPr>
+        <w:lastRenderedPageBreak/>
+        <w:t>fixtures/</w:t>
+      </w:r>
+    </w:p>
+    <w:p>
+      <w:pPr>
+        <w:pStyle w:val="ListBullet"/>
+        <w:tabs>
+          <w:tab w:val="num" w:pos="360"/>
+        </w:tabs>
+        <w:ind w:left="360" w:hanging="360"/>
+        <w:rPr>
+          <w:sz w:val="24"/>
+          <w:szCs w:val="24"/>
+        </w:rPr>
+      </w:pPr>
+      <w:r>
+        <w:rPr>
+          <w:sz w:val="24"/>
+          <w:szCs w:val="24"/>
+        </w:rPr>
+        <w:t>tests/</w:t>
+      </w:r>
+    </w:p>
+    <w:p>
+      <w:pPr>
+        <w:pStyle w:val="ListBullet"/>
+        <w:tabs>
+          <w:tab w:val="num" w:pos="360"/>
+        </w:tabs>
+        <w:ind w:left="360" w:hanging="360"/>
+        <w:rPr>
+          <w:sz w:val="24"/>
+          <w:szCs w:val="24"/>
+        </w:rPr>
+      </w:pPr>
+      <w:r>
+        <w:rPr>
+          <w:sz w:val="24"/>
+          <w:szCs w:val="24"/>
+        </w:rPr>
+        <w:t>performance/</w:t>
+      </w:r>
+    </w:p>
+    <w:p>
+      <w:pPr>
+        <w:pStyle w:val="ListBullet"/>
+        <w:tabs>
+          <w:tab w:val="num" w:pos="360"/>
+        </w:tabs>
+        <w:ind w:left="360" w:hanging="360"/>
+        <w:rPr>
+          <w:sz w:val="24"/>
+          <w:szCs w:val="24"/>
+        </w:rPr>
+      </w:pPr>
+      <w:r>
+        <w:rPr>
+          <w:sz w:val="24"/>
+          <w:szCs w:val="24"/>
+        </w:rPr>
+        <w:t>reports/</w:t>
+      </w:r>
+    </w:p>
+    <w:p>
+      <w:pPr>
+        <w:pStyle w:val="ListBullet"/>
+        <w:tabs>
+          <w:tab w:val="num" w:pos="360"/>
+        </w:tabs>
+        <w:ind w:left="360" w:hanging="360"/>
+        <w:rPr>
+          <w:sz w:val="24"/>
+          <w:szCs w:val="24"/>
+        </w:rPr>
+      </w:pPr>
+      <w:r>
+        <w:rPr>
+          <w:sz w:val="24"/>
+          <w:szCs w:val="24"/>
+        </w:rPr>
+        <w:t>scripts/</w:t>
+      </w:r>
+    </w:p>
+    <w:p>
+      <w:pPr>
+        <w:pStyle w:val="ListBullet"/>
+        <w:tabs>
+          <w:tab w:val="num" w:pos="360"/>
+        </w:tabs>
+        <w:ind w:left="360" w:hanging="360"/>
+        <w:rPr>
+          <w:sz w:val="24"/>
+          <w:szCs w:val="24"/>
+        </w:rPr>
+      </w:pPr>
+      <w:r>
+        <w:rPr>
+          <w:sz w:val="24"/>
+          <w:szCs w:val="24"/>
+        </w:rPr>
+        <w:t>templates/</w:t>
+      </w:r>
+    </w:p>
+    <w:p>
+      <w:pPr>
+        <w:pStyle w:val="ListBullet"/>
+        <w:tabs>
+          <w:tab w:val="num" w:pos="360"/>
+        </w:tabs>
+        <w:ind w:left="360" w:hanging="360"/>
+        <w:rPr>
+          <w:sz w:val="24"/>
+          <w:szCs w:val="24"/>
+        </w:rPr>
+      </w:pPr>
+      <w:r>
+        <w:rPr>
+          <w:sz w:val="24"/>
+          <w:szCs w:val="24"/>
+        </w:rPr>
+        <w:t>config/</w:t>
+      </w:r>
+    </w:p>
+    <w:p>
+      <w:pPr>
+        <w:pStyle w:val="Heading3"/>
+      </w:pPr>
+      <w:r>
+        <w:t>Documentation Standards</w:t>
+      </w:r>
+    </w:p>
+    <w:p>
+      <w:r>
+        <w:t xml:space="preserve">Technical documentation should be maintained in the </w:t>
+      </w:r>
+      <w:proofErr w:type="gramStart"/>
+      <w:r>
+        <w:t>docs</w:t>
+      </w:r>
+      <w:proofErr w:type="gramEnd"/>
+      <w:r>
+        <w:t xml:space="preserve"> folder using Markdown whenever practical. Microsoft Word documents should be reserved for presentations, formal deliverables, or documents requiring corporate formatting.</w:t>
+      </w:r>
+    </w:p>
+    <w:p>
+      <w:pPr>
+        <w:pStyle w:val="Heading3"/>
+      </w:pPr>
+      <w:r>
+        <w:t>Naming Standards</w:t>
+      </w:r>
+    </w:p>
+    <w:p>
+      <w:pPr>
+        <w:pStyle w:val="ListBullet"/>
+        <w:tabs>
+          <w:tab w:val="num" w:pos="360"/>
+        </w:tabs>
+        <w:ind w:left="360" w:hanging="360"/>
+        <w:rPr>
+          <w:sz w:val="24"/>
+          <w:szCs w:val="24"/>
+        </w:rPr>
+      </w:pPr>
+      <w:r>
+        <w:rPr>
+          <w:sz w:val="24"/>
+          <w:szCs w:val="24"/>
+        </w:rPr>
+        <w:t xml:space="preserve">Documentation: </w:t>
+      </w:r>
+      <w:proofErr w:type="spellStart"/>
+      <w:r>
+        <w:rPr>
+          <w:sz w:val="24"/>
+          <w:szCs w:val="24"/>
+        </w:rPr>
+        <w:t>PascalCase</w:t>
+      </w:r>
+      <w:proofErr w:type="spellEnd"/>
+      <w:r>
+        <w:rPr>
+          <w:sz w:val="24"/>
+          <w:szCs w:val="24"/>
+        </w:rPr>
+        <w:t xml:space="preserve"> (Coding_Standards.md)</w:t>
+      </w:r>
+    </w:p>
+    <w:p>
+      <w:pPr>
+        <w:pStyle w:val="ListBullet"/>
+        <w:tabs>
+          <w:tab w:val="num" w:pos="360"/>
+        </w:tabs>
+        <w:ind w:left="360" w:hanging="360"/>
+        <w:rPr>
+          <w:sz w:val="24"/>
+          <w:szCs w:val="24"/>
+        </w:rPr>
+      </w:pPr>
+      <w:r>
+        <w:rPr>
+          <w:sz w:val="24"/>
+          <w:szCs w:val="24"/>
+        </w:rPr>
+        <w:t xml:space="preserve">Page Objects: </w:t>
+      </w:r>
+      <w:proofErr w:type="spellStart"/>
+      <w:r>
+        <w:rPr>
+          <w:sz w:val="24"/>
+          <w:szCs w:val="24"/>
+        </w:rPr>
+        <w:t>LoginPage.ts</w:t>
+      </w:r>
+      <w:proofErr w:type="spellEnd"/>
+    </w:p>
+    <w:p>
+      <w:pPr>
+        <w:pStyle w:val="ListBullet"/>
+        <w:tabs>
+          <w:tab w:val="num" w:pos="360"/>
+        </w:tabs>
+        <w:ind w:left="360" w:hanging="360"/>
+        <w:rPr>
+          <w:sz w:val="24"/>
+          <w:szCs w:val="24"/>
+        </w:rPr>
+      </w:pPr>
+      <w:r>
+        <w:rPr>
+          <w:sz w:val="24"/>
+          <w:szCs w:val="24"/>
+        </w:rPr>
+        <w:t xml:space="preserve">Components: </w:t>
+      </w:r>
+      <w:proofErr w:type="spellStart"/>
+      <w:r>
+        <w:rPr>
+          <w:sz w:val="24"/>
+          <w:szCs w:val="24"/>
+        </w:rPr>
+        <w:t>Navigation.ts</w:t>
+      </w:r>
+      <w:proofErr w:type="spellEnd"/>
+    </w:p>
+    <w:p>
+      <w:pPr>
+        <w:pStyle w:val="ListBullet"/>
+        <w:tabs>
+          <w:tab w:val="num" w:pos="360"/>
+        </w:tabs>
+        <w:ind w:left="360" w:hanging="360"/>
+        <w:rPr>
+          <w:sz w:val="24"/>
+          <w:szCs w:val="24"/>
+        </w:rPr>
+      </w:pPr>
+      <w:r>
+        <w:rPr>
+          <w:sz w:val="24"/>
+          <w:szCs w:val="24"/>
+        </w:rPr>
+        <w:t xml:space="preserve">Helpers: </w:t>
+      </w:r>
+      <w:proofErr w:type="spellStart"/>
+      <w:r>
+        <w:rPr>
+          <w:sz w:val="24"/>
+          <w:szCs w:val="24"/>
+        </w:rPr>
+        <w:t>RestClient.ts</w:t>
+      </w:r>
+      <w:proofErr w:type="spellEnd"/>
+    </w:p>
+    <w:p>
+      <w:pPr>
+        <w:pStyle w:val="ListBullet"/>
+        <w:tabs>
+          <w:tab w:val="num" w:pos="360"/>
+        </w:tabs>
+        <w:ind w:left="360" w:hanging="360"/>
+        <w:rPr>
+          <w:sz w:val="24"/>
+          <w:szCs w:val="24"/>
+        </w:rPr>
+      </w:pPr>
+      <w:r>
+        <w:rPr>
+          <w:sz w:val="24"/>
+          <w:szCs w:val="24"/>
+        </w:rPr>
+        <w:t xml:space="preserve">Tests: </w:t>
+      </w:r>
+      <w:proofErr w:type="spellStart"/>
+      <w:r>
+        <w:rPr>
+          <w:sz w:val="24"/>
+          <w:szCs w:val="24"/>
+        </w:rPr>
+        <w:t>login.spec.ts</w:t>
+      </w:r>
+      <w:proofErr w:type="spellEnd"/>
+      <w:r>
+        <w:rPr>
+          <w:sz w:val="24"/>
+          <w:szCs w:val="24"/>
+        </w:rPr>
+        <w:t xml:space="preserve">, </w:t>
+      </w:r>
+      <w:proofErr w:type="spellStart"/>
+      <w:r>
+        <w:rPr>
+          <w:sz w:val="24"/>
+          <w:szCs w:val="24"/>
+        </w:rPr>
+        <w:t>createEntity.spec.ts</w:t>
+      </w:r>
+      <w:proofErr w:type="spellEnd"/>
+    </w:p>
+    <w:p>
+      <w:pPr>
+        <w:pStyle w:val="Heading3"/>
+      </w:pPr>
+      <w:r>
+        <w:t>Branch Strategy</w:t>
+      </w:r>
+    </w:p>
+    <w:p>
+      <w:pPr>
+        <w:pStyle w:val="ListBullet"/>
+        <w:tabs>
+          <w:tab w:val="num" w:pos="360"/>
+        </w:tabs>
+        <w:ind w:left="360" w:hanging="360"/>
+        <w:rPr>
+          <w:sz w:val="24"/>
+          <w:szCs w:val="24"/>
+        </w:rPr>
+      </w:pPr>
+      <w:r>
+        <w:rPr>
+          <w:sz w:val="24"/>
+          <w:szCs w:val="24"/>
+        </w:rPr>
+        <w:t>main</w:t>
+      </w:r>
+    </w:p>
+    <w:p>
+      <w:pPr>
+        <w:pStyle w:val="ListBullet"/>
+        <w:tabs>
+          <w:tab w:val="num" w:pos="360"/>
+        </w:tabs>
+        <w:ind w:left="360" w:hanging="360"/>
+        <w:rPr>
+          <w:sz w:val="24"/>
+          <w:szCs w:val="24"/>
+        </w:rPr>
+      </w:pPr>
+      <w:r>
+        <w:rPr>
+          <w:sz w:val="24"/>
+          <w:szCs w:val="24"/>
+        </w:rPr>
+        <w:t>develop</w:t>
+      </w:r>
+    </w:p>
+    <w:p>
+      <w:pPr>
+        <w:pStyle w:val="ListBullet"/>
+        <w:tabs>
+          <w:tab w:val="num" w:pos="360"/>
+        </w:tabs>
+        <w:ind w:left="360" w:hanging="360"/>
+        <w:rPr>
+          <w:sz w:val="24"/>
+          <w:szCs w:val="24"/>
+        </w:rPr>
+      </w:pPr>
+      <w:r>
+        <w:rPr>
+          <w:sz w:val="24"/>
+          <w:szCs w:val="24"/>
+        </w:rPr>
+        <w:t>feature/&lt;feature-name&gt;</w:t>
+      </w:r>
+    </w:p>
+    <w:p>
+      <w:pPr>
+        <w:pStyle w:val="ListBullet"/>
+        <w:tabs>
+          <w:tab w:val="num" w:pos="360"/>
+        </w:tabs>
+        <w:ind w:left="360" w:hanging="360"/>
+        <w:rPr>
+          <w:sz w:val="24"/>
+          <w:szCs w:val="24"/>
+        </w:rPr>
+      </w:pPr>
+      <w:r>
+        <w:rPr>
+          <w:sz w:val="24"/>
+          <w:szCs w:val="24"/>
+        </w:rPr>
+        <w:t>bugfix/&lt;issue&gt;</w:t>
+      </w:r>
+    </w:p>
+    <w:p>
+      <w:pPr>
+        <w:pStyle w:val="ListBullet"/>
+        <w:tabs>
+          <w:tab w:val="num" w:pos="360"/>
+        </w:tabs>
+        <w:ind w:left="360" w:hanging="360"/>
+        <w:rPr>
+          <w:sz w:val="24"/>
+          <w:szCs w:val="24"/>
+        </w:rPr>
+      </w:pPr>
+      <w:r>
+        <w:rPr>
+          <w:sz w:val="24"/>
+          <w:szCs w:val="24"/>
+        </w:rPr>
+        <w:t>hotfix/&lt;issue&gt;</w:t>
+      </w:r>
+    </w:p>
+    <w:p>
+      <w:pPr>
+        <w:pStyle w:val="Heading3"/>
+      </w:pPr>
+      <w:r>
+        <w:t>Commit Standards</w:t>
+      </w:r>
+    </w:p>
+    <w:p>
+      <w:r>
+        <w:t>Use Conventional Commits for all repository changes.</w:t>
+      </w:r>
+    </w:p>
+    <w:p>
+      <w:pPr>
+        <w:pStyle w:val="ListBullet"/>
+        <w:tabs>
+          <w:tab w:val="num" w:pos="360"/>
+        </w:tabs>
+        <w:ind w:left="360" w:hanging="360"/>
+        <w:rPr>
+          <w:sz w:val="24"/>
+          <w:szCs w:val="24"/>
+        </w:rPr>
+      </w:pPr>
+      <w:r>
+        <w:rPr>
+          <w:sz w:val="24"/>
+          <w:szCs w:val="24"/>
+        </w:rPr>
+        <w:t>feat</w:t>
+      </w:r>
+    </w:p>
+    <w:p>
+      <w:pPr>
+        <w:pStyle w:val="ListBullet"/>
+        <w:tabs>
+          <w:tab w:val="num" w:pos="360"/>
+        </w:tabs>
+        <w:ind w:left="360" w:hanging="360"/>
+        <w:rPr>
+          <w:sz w:val="24"/>
+          <w:szCs w:val="24"/>
+        </w:rPr>
+      </w:pPr>
+      <w:r>
+        <w:rPr>
+          <w:sz w:val="24"/>
+          <w:szCs w:val="24"/>
+        </w:rPr>
+        <w:t>fix</w:t>
+      </w:r>
+    </w:p>
+    <w:p>
+      <w:pPr>
+        <w:pStyle w:val="ListBullet"/>
+        <w:tabs>
+          <w:tab w:val="num" w:pos="360"/>
+        </w:tabs>
+        <w:ind w:left="360" w:hanging="360"/>
+        <w:rPr>
+          <w:sz w:val="24"/>
+          <w:szCs w:val="24"/>
+        </w:rPr>
+      </w:pPr>
+      <w:r>
+        <w:rPr>
+          <w:sz w:val="24"/>
+          <w:szCs w:val="24"/>
+        </w:rPr>
+        <w:t>docs</w:t>
+      </w:r>
+    </w:p>
+    <w:p>
+      <w:pPr>
+        <w:pStyle w:val="ListBullet"/>
+        <w:tabs>
+          <w:tab w:val="num" w:pos="360"/>
+        </w:tabs>
+        <w:ind w:left="360" w:hanging="360"/>
+        <w:rPr>
+          <w:sz w:val="24"/>
+          <w:szCs w:val="24"/>
+        </w:rPr>
+      </w:pPr>
+      <w:r>
+        <w:rPr>
+          <w:sz w:val="24"/>
+          <w:szCs w:val="24"/>
+        </w:rPr>
+        <w:t>refactor</w:t>
+      </w:r>
+    </w:p>
+    <w:p>
+      <w:pPr>
+        <w:pStyle w:val="ListBullet"/>
+        <w:tabs>
+          <w:tab w:val="num" w:pos="360"/>
+        </w:tabs>
+        <w:ind w:left="360" w:hanging="360"/>
+        <w:rPr>
+          <w:sz w:val="24"/>
+          <w:szCs w:val="24"/>
+        </w:rPr>
+      </w:pPr>
+      <w:r>
+        <w:rPr>
+          <w:sz w:val="24"/>
+          <w:szCs w:val="24"/>
+        </w:rPr>
+        <w:t>test</w:t>
+      </w:r>
+    </w:p>
+    <w:p>
+      <w:pPr>
+        <w:pStyle w:val="ListBullet"/>
+        <w:tabs>
+          <w:tab w:val="num" w:pos="360"/>
+        </w:tabs>
+        <w:ind w:left="360" w:hanging="360"/>
+        <w:rPr>
+          <w:sz w:val="24"/>
+          <w:szCs w:val="24"/>
+        </w:rPr>
+      </w:pPr>
+      <w:r>
+        <w:rPr>
+          <w:sz w:val="24"/>
+          <w:szCs w:val="24"/>
+        </w:rPr>
+        <w:t>perf</w:t>
+      </w:r>
+    </w:p>
+    <w:p>
+      <w:pPr>
+        <w:pStyle w:val="ListBullet"/>
+        <w:tabs>
+          <w:tab w:val="num" w:pos="360"/>
+        </w:tabs>
+        <w:ind w:left="360" w:hanging="360"/>
+        <w:rPr>
+          <w:sz w:val="24"/>
+          <w:szCs w:val="24"/>
+        </w:rPr>
+      </w:pPr>
+      <w:r>
+        <w:rPr>
+          <w:sz w:val="24"/>
+          <w:szCs w:val="24"/>
+        </w:rPr>
+        <w:t>chore</w:t>
+      </w:r>
+    </w:p>
+    <w:p>
+      <w:pPr>
+        <w:pStyle w:val="Heading3"/>
+      </w:pPr>
+      <w:r>
+        <w:lastRenderedPageBreak/>
+        <w:t>Pull Request Standards</w:t>
+      </w:r>
+    </w:p>
+    <w:p>
+      <w:pPr>
+        <w:pStyle w:val="ListBullet"/>
+        <w:tabs>
+          <w:tab w:val="num" w:pos="360"/>
+        </w:tabs>
+        <w:ind w:left="360" w:hanging="360"/>
+      </w:pPr>
+      <w:r>
+        <w:t>Purpose and summary</w:t>
+      </w:r>
+    </w:p>
+    <w:p>
+      <w:pPr>
+        <w:pStyle w:val="ListBullet"/>
+        <w:tabs>
+          <w:tab w:val="num" w:pos="360"/>
+        </w:tabs>
+        <w:ind w:left="360" w:hanging="360"/>
+      </w:pPr>
+      <w:r>
+        <w:t>Testing performed</w:t>
+      </w:r>
+    </w:p>
+    <w:p>
+      <w:pPr>
+        <w:pStyle w:val="ListBullet"/>
+        <w:tabs>
+          <w:tab w:val="num" w:pos="360"/>
+        </w:tabs>
+        <w:ind w:left="360" w:hanging="360"/>
+      </w:pPr>
+      <w:r>
+        <w:t>Documentation updates</w:t>
+      </w:r>
+    </w:p>
+    <w:p>
+      <w:pPr>
+        <w:pStyle w:val="ListBullet"/>
+        <w:tabs>
+          <w:tab w:val="num" w:pos="360"/>
+        </w:tabs>
+        <w:ind w:left="360" w:hanging="360"/>
+      </w:pPr>
+      <w:r>
+        <w:t>Related issue</w:t>
+      </w:r>
+    </w:p>
+    <w:p>
+      <w:pPr>
+        <w:pStyle w:val="ListBullet"/>
+        <w:tabs>
+          <w:tab w:val="num" w:pos="360"/>
+        </w:tabs>
+        <w:ind w:left="360" w:hanging="360"/>
+      </w:pPr>
+      <w:r>
+        <w:t>Screenshots when appropriate</w:t>
+      </w:r>
+    </w:p>
+    <w:p>
+      <w:pPr>
+        <w:pStyle w:val="Heading3"/>
+      </w:pPr>
+      <w:r>
+        <w:t>Code Review</w:t>
+      </w:r>
+    </w:p>
+    <w:p>
+      <w:pPr>
+        <w:pStyle w:val="ListBullet"/>
+        <w:tabs>
+          <w:tab w:val="num" w:pos="360"/>
+        </w:tabs>
+        <w:ind w:left="360" w:hanging="360"/>
+      </w:pPr>
+      <w:r>
+        <w:t>Verify coding standards</w:t>
+      </w:r>
+    </w:p>
+    <w:p>
+      <w:pPr>
+        <w:pStyle w:val="ListBullet"/>
+        <w:tabs>
+          <w:tab w:val="num" w:pos="360"/>
+        </w:tabs>
+        <w:ind w:left="360" w:hanging="360"/>
+      </w:pPr>
+      <w:r>
+        <w:t>Review naming conventions</w:t>
+      </w:r>
+    </w:p>
+    <w:p>
+      <w:pPr>
+        <w:pStyle w:val="ListBullet"/>
+        <w:tabs>
+          <w:tab w:val="num" w:pos="360"/>
+        </w:tabs>
+        <w:ind w:left="360" w:hanging="360"/>
+      </w:pPr>
+      <w:r>
+        <w:t>Confirm tests pass</w:t>
+      </w:r>
+    </w:p>
+    <w:p>
+      <w:pPr>
+        <w:pStyle w:val="ListBullet"/>
+        <w:tabs>
+          <w:tab w:val="num" w:pos="360"/>
+        </w:tabs>
+        <w:ind w:left="360" w:hanging="360"/>
+      </w:pPr>
+      <w:r>
+        <w:t>Ensure documentation is updated</w:t>
+      </w:r>
+    </w:p>
+    <w:p>
+      <w:pPr>
+        <w:pStyle w:val="ListBullet"/>
+        <w:tabs>
+          <w:tab w:val="num" w:pos="360"/>
+        </w:tabs>
+        <w:ind w:left="360" w:hanging="360"/>
+      </w:pPr>
+      <w:r>
+        <w:t>Check security and secret management</w:t>
+      </w:r>
+    </w:p>
+    <w:p>
+      <w:pPr>
+        <w:pStyle w:val="Heading3"/>
+      </w:pPr>
+      <w:r>
+        <w:t>Security</w:t>
+      </w:r>
+    </w:p>
+    <w:p>
+      <w:r>
+        <w:t>Never commit passwords, API keys, OAuth tokens, production storage states, or other confidential information. Use environment variables, GitHub Secrets, or enterprise secret management solutions.</w:t>
+      </w:r>
+    </w:p>
+    <w:p>
+      <w:pPr>
+        <w:pStyle w:val="Heading3"/>
+      </w:pPr>
+      <w:r>
+        <w:t>Continuous Integration</w:t>
+      </w:r>
+    </w:p>
+    <w:p>
+      <w:pPr>
+        <w:pStyle w:val="ListBullet"/>
+        <w:tabs>
+          <w:tab w:val="num" w:pos="360"/>
+        </w:tabs>
+        <w:ind w:left="360" w:hanging="360"/>
+      </w:pPr>
+      <w:r>
+        <w:t>Install dependencies</w:t>
+      </w:r>
+    </w:p>
+    <w:p>
+      <w:pPr>
+        <w:pStyle w:val="ListBullet"/>
+        <w:tabs>
+          <w:tab w:val="num" w:pos="360"/>
+        </w:tabs>
+        <w:ind w:left="360" w:hanging="360"/>
+      </w:pPr>
+      <w:r>
+        <w:t>Run linting</w:t>
+      </w:r>
+    </w:p>
+    <w:p>
+      <w:pPr>
+        <w:pStyle w:val="ListBullet"/>
+        <w:tabs>
+          <w:tab w:val="num" w:pos="360"/>
+        </w:tabs>
+        <w:ind w:left="360" w:hanging="360"/>
+      </w:pPr>
+      <w:r>
+        <w:t>Compile TypeScript</w:t>
+      </w:r>
+    </w:p>
+    <w:p>
+      <w:pPr>
+        <w:pStyle w:val="ListBullet"/>
+        <w:tabs>
+          <w:tab w:val="num" w:pos="360"/>
+        </w:tabs>
+        <w:ind w:left="360" w:hanging="360"/>
+      </w:pPr>
+      <w:r>
+        <w:t>Execute smoke tests</w:t>
+      </w:r>
+    </w:p>
+    <w:p>
+      <w:pPr>
+        <w:pStyle w:val="ListBullet"/>
+        <w:tabs>
+          <w:tab w:val="num" w:pos="360"/>
+        </w:tabs>
+        <w:ind w:left="360" w:hanging="360"/>
+      </w:pPr>
+      <w:r>
+        <w:t>Publish Playwright reports</w:t>
+      </w:r>
+    </w:p>
+    <w:p>
+      <w:pPr>
+        <w:pStyle w:val="Heading3"/>
+      </w:pPr>
+      <w:r>
+        <w:t>Repository Quality Goals</w:t>
+      </w:r>
+    </w:p>
+    <w:p>
+      <w:pPr>
+        <w:pStyle w:val="ListBullet"/>
+        <w:tabs>
+          <w:tab w:val="num" w:pos="360"/>
+        </w:tabs>
+        <w:ind w:left="360" w:hanging="360"/>
+      </w:pPr>
+      <w:r>
+        <w:t>Consistent</w:t>
+      </w:r>
+    </w:p>
+    <w:p>
+      <w:pPr>
+        <w:pStyle w:val="ListBullet"/>
+        <w:tabs>
+          <w:tab w:val="num" w:pos="360"/>
+        </w:tabs>
+        <w:ind w:left="360" w:hanging="360"/>
+      </w:pPr>
+      <w:r>
+        <w:t>Modular</w:t>
+      </w:r>
+    </w:p>
+    <w:p>
+      <w:pPr>
+        <w:pStyle w:val="ListBullet"/>
+        <w:tabs>
+          <w:tab w:val="num" w:pos="360"/>
+        </w:tabs>
+        <w:ind w:left="360" w:hanging="360"/>
+      </w:pPr>
+      <w:r>
+        <w:t>Well documented</w:t>
+      </w:r>
+    </w:p>
+    <w:p>
+      <w:pPr>
+        <w:pStyle w:val="ListBullet"/>
+        <w:tabs>
+          <w:tab w:val="num" w:pos="360"/>
+        </w:tabs>
+        <w:ind w:left="360" w:hanging="360"/>
+      </w:pPr>
+      <w:r>
+        <w:t>AI-friendly</w:t>
+      </w:r>
+    </w:p>
+    <w:p>
+      <w:pPr>
+        <w:pStyle w:val="ListBullet"/>
+        <w:tabs>
+          <w:tab w:val="num" w:pos="360"/>
+        </w:tabs>
+        <w:ind w:left="360" w:hanging="360"/>
+      </w:pPr>
+      <w:r>
+        <w:t>Secure</w:t>
+      </w:r>
+    </w:p>
+    <w:p>
+      <w:pPr>
+        <w:pStyle w:val="ListBullet"/>
+        <w:tabs>
+          <w:tab w:val="num" w:pos="360"/>
+        </w:tabs>
+        <w:ind w:left="360" w:hanging="360"/>
+      </w:pPr>
+      <w:r>
+        <w:t>Reusable</w:t>
+      </w:r>
+    </w:p>
+    <w:p>
+      <w:pPr>
+        <w:pStyle w:val="ListBullet"/>
+        <w:tabs>
+          <w:tab w:val="num" w:pos="360"/>
+        </w:tabs>
+        <w:ind w:left="360" w:hanging="360"/>
+      </w:pPr>
+      <w:r>
+        <w:t>Easy to maintain</w:t>
+      </w:r>
+    </w:p>
+    <w:p>
+      <w:pPr>
+        <w:pStyle w:val="ListBullet"/>
+        <w:tabs>
+          <w:tab w:val="num" w:pos="360"/>
+        </w:tabs>
+        <w:ind w:left="360" w:hanging="360"/>
+      </w:pPr>
+      <w:r>
+        <w:t>Easy to extend</w:t>
+      </w:r>
+    </w:p>
+    <w:p>
+      <w:pPr>
+        <w:pStyle w:val="ListBullet"/>
+        <w:numPr>
+          <w:ilvl w:val="0"/>
+          <w:numId w:val="0"/>
+        </w:numPr>
+        <w:ind w:left="360"/>
+      </w:pPr>
+    </w:p>
+    <w:p>
+      <w:pPr>
+        <w:pStyle w:val="ListBullet"/>
+        <w:numPr>
+          <w:ilvl w:val="0"/>
+          <w:numId w:val="0"/>
+        </w:numPr>
+        <w:ind w:left="360"/>
+      </w:pPr>
+    </w:p>
+    <w:p>
+      <w:pPr>
+        <w:pStyle w:val="ListBullet"/>
+        <w:numPr>
+          <w:ilvl w:val="0"/>
+          <w:numId w:val="0"/>
+        </w:numPr>
+        <w:ind w:left="360"/>
+      </w:pPr>
+    </w:p>
+    <w:p>
+      <w:pPr>
+        <w:pStyle w:val="ListBullet"/>
+        <w:numPr>
+          <w:ilvl w:val="0"/>
+          <w:numId w:val="0"/>
+        </w:numPr>
+        <w:ind w:left="360"/>
+      </w:pPr>
+    </w:p>
+    <w:p>
+      <w:pPr>
+        <w:pStyle w:val="ListBullet"/>
+        <w:numPr>
+          <w:ilvl w:val="0"/>
+          <w:numId w:val="0"/>
+        </w:numPr>
+        <w:ind w:left="360"/>
+      </w:pPr>
+    </w:p>
+    <w:p>
+      <w:pPr>
+        <w:pStyle w:val="Heading1"/>
+      </w:pPr>
+      <w:r>
+        <w:lastRenderedPageBreak/>
+        <w:t>Section 5</w:t>
+      </w:r>
+    </w:p>
+    <w:p>
+      <w:pPr>
+        <w:pStyle w:val="Heading2"/>
+      </w:pPr>
+      <w:r>
+        <w:t>Repository Creation Runbook</w:t>
+      </w:r>
+    </w:p>
+    <w:p>
+      <w:pPr>
+        <w:pStyle w:val="Heading3"/>
+      </w:pPr>
+      <w:r>
+        <w:t>Purpose</w:t>
+      </w:r>
+    </w:p>
+    <w:p>
+      <w:r>
+        <w:t>This runbook establishes the standard procedure for creating a new GitHub repository for the Oracle Cloud EPM AI Automation Framework. Every repository should begin with the same structure, governance, security, documentation, and development configuration to ensure consistency across all framework modules.</w:t>
+      </w:r>
+    </w:p>
+    <w:p>
+      <w:pPr>
+        <w:pStyle w:val="Heading3"/>
+      </w:pPr>
+      <w:r>
+        <w:t>Guiding Principles</w:t>
+      </w:r>
+    </w:p>
+    <w:p>
+      <w:r>
+        <w:t>Repository creation is more than creating an empty Git repository. It establishes the engineering foundation for the life of the project.</w:t>
+      </w:r>
+    </w:p>
+    <w:p>
+      <w:pPr>
+        <w:pStyle w:val="ListBullet"/>
+        <w:tabs>
+          <w:tab w:val="num" w:pos="360"/>
+        </w:tabs>
+        <w:ind w:left="360" w:hanging="360"/>
+        <w:rPr>
+          <w:sz w:val="24"/>
+          <w:szCs w:val="24"/>
+        </w:rPr>
+      </w:pPr>
+      <w:proofErr w:type="gramStart"/>
+      <w:r>
+        <w:rPr>
+          <w:sz w:val="24"/>
+          <w:szCs w:val="24"/>
+        </w:rPr>
+        <w:t>Consistency</w:t>
+      </w:r>
+      <w:proofErr w:type="gramEnd"/>
+      <w:r>
+        <w:rPr>
+          <w:sz w:val="24"/>
+          <w:szCs w:val="24"/>
+        </w:rPr>
+        <w:t xml:space="preserve"> across all framework repositories</w:t>
+      </w:r>
+    </w:p>
+    <w:p>
+      <w:pPr>
+        <w:pStyle w:val="ListBullet"/>
+        <w:tabs>
+          <w:tab w:val="num" w:pos="360"/>
+        </w:tabs>
+        <w:ind w:left="360" w:hanging="360"/>
+        <w:rPr>
+          <w:sz w:val="24"/>
+          <w:szCs w:val="24"/>
+        </w:rPr>
+      </w:pPr>
+      <w:r>
+        <w:rPr>
+          <w:sz w:val="24"/>
+          <w:szCs w:val="24"/>
+        </w:rPr>
+        <w:t>Automation before manual configuration</w:t>
+      </w:r>
+    </w:p>
+    <w:p>
+      <w:pPr>
+        <w:pStyle w:val="ListBullet"/>
+        <w:tabs>
+          <w:tab w:val="num" w:pos="360"/>
+        </w:tabs>
+        <w:ind w:left="360" w:hanging="360"/>
+        <w:rPr>
+          <w:sz w:val="24"/>
+          <w:szCs w:val="24"/>
+        </w:rPr>
+      </w:pPr>
+      <w:r>
+        <w:rPr>
+          <w:sz w:val="24"/>
+          <w:szCs w:val="24"/>
+        </w:rPr>
+        <w:t>Security by default</w:t>
+      </w:r>
+    </w:p>
+    <w:p>
+      <w:pPr>
+        <w:pStyle w:val="ListBullet"/>
+        <w:tabs>
+          <w:tab w:val="num" w:pos="360"/>
+        </w:tabs>
+        <w:ind w:left="360" w:hanging="360"/>
+        <w:rPr>
+          <w:sz w:val="24"/>
+          <w:szCs w:val="24"/>
+        </w:rPr>
+      </w:pPr>
+      <w:r>
+        <w:rPr>
+          <w:sz w:val="24"/>
+          <w:szCs w:val="24"/>
+        </w:rPr>
+        <w:t>Documentation as part of the implementation</w:t>
+      </w:r>
+    </w:p>
+    <w:p>
+      <w:pPr>
+        <w:pStyle w:val="ListBullet"/>
+        <w:tabs>
+          <w:tab w:val="num" w:pos="360"/>
+        </w:tabs>
+        <w:ind w:left="360" w:hanging="360"/>
+        <w:rPr>
+          <w:sz w:val="24"/>
+          <w:szCs w:val="24"/>
+        </w:rPr>
+      </w:pPr>
+      <w:r>
+        <w:rPr>
+          <w:sz w:val="24"/>
+          <w:szCs w:val="24"/>
+        </w:rPr>
+        <w:t>AI-ready organization and naming conventions</w:t>
+      </w:r>
+    </w:p>
+    <w:p>
+      <w:pPr>
+        <w:pStyle w:val="Heading3"/>
+      </w:pPr>
+      <w:r>
+        <w:t>Prerequisites</w:t>
+      </w:r>
+    </w:p>
+    <w:p>
+      <w:r>
+        <w:t>Before creating a repository, verify the following:</w:t>
+      </w:r>
+    </w:p>
+    <w:p>
+      <w:pPr>
+        <w:pStyle w:val="ListBullet"/>
+        <w:tabs>
+          <w:tab w:val="num" w:pos="360"/>
+        </w:tabs>
+        <w:ind w:left="360" w:hanging="360"/>
+        <w:rPr>
+          <w:sz w:val="24"/>
+          <w:szCs w:val="24"/>
+        </w:rPr>
+      </w:pPr>
+      <w:r>
+        <w:rPr>
+          <w:sz w:val="24"/>
+          <w:szCs w:val="24"/>
+        </w:rPr>
+        <w:t>GitHub account with repository creation permissions</w:t>
+      </w:r>
+    </w:p>
+    <w:p>
+      <w:pPr>
+        <w:pStyle w:val="ListBullet"/>
+        <w:tabs>
+          <w:tab w:val="num" w:pos="360"/>
+        </w:tabs>
+        <w:ind w:left="360" w:hanging="360"/>
+        <w:rPr>
+          <w:sz w:val="24"/>
+          <w:szCs w:val="24"/>
+        </w:rPr>
+      </w:pPr>
+      <w:r>
+        <w:rPr>
+          <w:sz w:val="24"/>
+          <w:szCs w:val="24"/>
+        </w:rPr>
+        <w:t>GitHub Desktop installed and authenticated</w:t>
+      </w:r>
+    </w:p>
+    <w:p>
+      <w:pPr>
+        <w:pStyle w:val="ListBullet"/>
+        <w:tabs>
+          <w:tab w:val="num" w:pos="360"/>
+        </w:tabs>
+        <w:ind w:left="360" w:hanging="360"/>
+        <w:rPr>
+          <w:sz w:val="24"/>
+          <w:szCs w:val="24"/>
+        </w:rPr>
+      </w:pPr>
+      <w:r>
+        <w:rPr>
+          <w:sz w:val="24"/>
+          <w:szCs w:val="24"/>
+        </w:rPr>
+        <w:t>Git installed and configured</w:t>
+      </w:r>
+    </w:p>
+    <w:p>
+      <w:pPr>
+        <w:pStyle w:val="ListBullet"/>
+        <w:tabs>
+          <w:tab w:val="num" w:pos="360"/>
+        </w:tabs>
+        <w:ind w:left="360" w:hanging="360"/>
+        <w:rPr>
+          <w:sz w:val="24"/>
+          <w:szCs w:val="24"/>
+        </w:rPr>
+      </w:pPr>
+      <w:r>
+        <w:rPr>
+          <w:sz w:val="24"/>
+          <w:szCs w:val="24"/>
+        </w:rPr>
+        <w:t>Visual Studio Code installed</w:t>
+      </w:r>
+    </w:p>
+    <w:p>
+      <w:pPr>
+        <w:pStyle w:val="ListBullet"/>
+        <w:tabs>
+          <w:tab w:val="num" w:pos="360"/>
+        </w:tabs>
+        <w:ind w:left="360" w:hanging="360"/>
+        <w:rPr>
+          <w:sz w:val="24"/>
+          <w:szCs w:val="24"/>
+        </w:rPr>
+      </w:pPr>
+      <w:r>
+        <w:rPr>
+          <w:sz w:val="24"/>
+          <w:szCs w:val="24"/>
+        </w:rPr>
+        <w:t xml:space="preserve">Node.js and </w:t>
+      </w:r>
+      <w:proofErr w:type="spellStart"/>
+      <w:r>
+        <w:rPr>
+          <w:sz w:val="24"/>
+          <w:szCs w:val="24"/>
+        </w:rPr>
+        <w:t>npm</w:t>
+      </w:r>
+      <w:proofErr w:type="spellEnd"/>
+      <w:r>
+        <w:rPr>
+          <w:sz w:val="24"/>
+          <w:szCs w:val="24"/>
+        </w:rPr>
+        <w:t xml:space="preserve"> installed</w:t>
+      </w:r>
+    </w:p>
+    <w:p>
+      <w:pPr>
+        <w:pStyle w:val="ListBullet"/>
+        <w:tabs>
+          <w:tab w:val="num" w:pos="360"/>
+        </w:tabs>
+        <w:ind w:left="360" w:hanging="360"/>
+        <w:rPr>
+          <w:sz w:val="24"/>
+          <w:szCs w:val="24"/>
+        </w:rPr>
+      </w:pPr>
+      <w:r>
+        <w:rPr>
+          <w:sz w:val="24"/>
+          <w:szCs w:val="24"/>
+        </w:rPr>
+        <w:t>Playwright development environment available</w:t>
+      </w:r>
+    </w:p>
+    <w:p>
+      <w:pPr>
+        <w:pStyle w:val="ListBullet"/>
+        <w:tabs>
+          <w:tab w:val="num" w:pos="360"/>
+        </w:tabs>
+        <w:ind w:left="360" w:hanging="360"/>
+        <w:rPr>
+          <w:sz w:val="24"/>
+          <w:szCs w:val="24"/>
+        </w:rPr>
+      </w:pPr>
+      <w:r>
+        <w:rPr>
+          <w:sz w:val="24"/>
+          <w:szCs w:val="24"/>
+        </w:rPr>
+        <w:t>Access to the Oracle Cloud EPM Automation Framework organization (if applicable)</w:t>
+      </w:r>
+    </w:p>
+    <w:p>
+      <w:pPr>
+        <w:pStyle w:val="Heading3"/>
+      </w:pPr>
+      <w:r>
+        <w:t>Repository Creation Workflow</w:t>
+      </w:r>
+    </w:p>
+    <w:p>
+      <w:r>
+        <w:t>The recommended workflow is:</w:t>
+      </w:r>
+    </w:p>
+    <w:p>
+      <w:r>
+        <w:t>Create Repository</w:t>
+      </w:r>
+    </w:p>
+    <w:p>
+      <w:r>
+        <w:t>Clone Repository</w:t>
+      </w:r>
+    </w:p>
+    <w:p>
+      <w:r>
+        <w:t>Create Standard Folder Structure</w:t>
+      </w:r>
+    </w:p>
+    <w:p>
+      <w:r>
+        <w:t>Configure Development Environment</w:t>
+      </w:r>
+    </w:p>
+    <w:p>
+      <w:r>
+        <w:t>Configure GitHub</w:t>
+      </w:r>
+    </w:p>
+    <w:p>
+      <w:r>
+        <w:lastRenderedPageBreak/>
+        <w:t>Validate Environment</w:t>
+      </w:r>
+    </w:p>
+    <w:p>
+      <w:proofErr w:type="gramStart"/>
+      <w:r>
+        <w:t>Create</w:t>
+      </w:r>
+      <w:proofErr w:type="gramEnd"/>
+      <w:r>
+        <w:t xml:space="preserve"> Initial Commit</w:t>
+      </w:r>
+    </w:p>
+    <w:p>
+      <w:r>
+        <w:t>Push to GitHub</w:t>
+      </w:r>
+    </w:p>
+    <w:p>
+      <w:pPr>
+        <w:pStyle w:val="Heading3"/>
+      </w:pPr>
+      <w:r>
+        <w:t>Step 1 – Create the Repository</w:t>
+      </w:r>
+    </w:p>
+    <w:p>
+      <w:proofErr w:type="gramStart"/>
+      <w:r>
+        <w:t>Create</w:t>
+      </w:r>
+      <w:proofErr w:type="gramEnd"/>
+      <w:r>
+        <w:t xml:space="preserve"> the Repository establishes the project baseline.</w:t>
+      </w:r>
+    </w:p>
+    <w:p>
+      <w:pPr>
+        <w:pStyle w:val="ListBullet"/>
+        <w:tabs>
+          <w:tab w:val="num" w:pos="360"/>
+        </w:tabs>
+        <w:ind w:left="360" w:hanging="360"/>
+        <w:rPr>
+          <w:sz w:val="24"/>
+          <w:szCs w:val="24"/>
+        </w:rPr>
+      </w:pPr>
+      <w:r>
+        <w:rPr>
+          <w:sz w:val="24"/>
+          <w:szCs w:val="24"/>
+        </w:rPr>
+        <w:t>Use the approved repository naming convention.</w:t>
+      </w:r>
+    </w:p>
+    <w:p>
+      <w:pPr>
+        <w:pStyle w:val="ListBullet"/>
+        <w:tabs>
+          <w:tab w:val="num" w:pos="360"/>
+        </w:tabs>
+        <w:ind w:left="360" w:hanging="360"/>
+        <w:rPr>
+          <w:sz w:val="24"/>
+          <w:szCs w:val="24"/>
+        </w:rPr>
+      </w:pPr>
+      <w:r>
+        <w:rPr>
+          <w:sz w:val="24"/>
+          <w:szCs w:val="24"/>
+        </w:rPr>
+        <w:t>Provide a concise description.</w:t>
+      </w:r>
+    </w:p>
+    <w:p>
+      <w:pPr>
+        <w:pStyle w:val="ListBullet"/>
+        <w:tabs>
+          <w:tab w:val="num" w:pos="360"/>
+        </w:tabs>
+        <w:ind w:left="360" w:hanging="360"/>
+        <w:rPr>
+          <w:sz w:val="24"/>
+          <w:szCs w:val="24"/>
+        </w:rPr>
+      </w:pPr>
+      <w:r>
+        <w:rPr>
+          <w:sz w:val="24"/>
+          <w:szCs w:val="24"/>
+        </w:rPr>
+        <w:t>Select the correct visibility (Public or Private).</w:t>
+      </w:r>
+    </w:p>
+    <w:p>
+      <w:pPr>
+        <w:pStyle w:val="ListBullet"/>
+        <w:tabs>
+          <w:tab w:val="num" w:pos="360"/>
+        </w:tabs>
+        <w:ind w:left="360" w:hanging="360"/>
+        <w:rPr>
+          <w:sz w:val="24"/>
+          <w:szCs w:val="24"/>
+        </w:rPr>
+      </w:pPr>
+      <w:r>
+        <w:rPr>
+          <w:sz w:val="24"/>
+          <w:szCs w:val="24"/>
+        </w:rPr>
+        <w:t>Initialize with a README.</w:t>
+      </w:r>
+    </w:p>
+    <w:p>
+      <w:pPr>
+        <w:pStyle w:val="ListBullet"/>
+        <w:tabs>
+          <w:tab w:val="num" w:pos="360"/>
+        </w:tabs>
+        <w:ind w:left="360" w:hanging="360"/>
+        <w:rPr>
+          <w:sz w:val="24"/>
+          <w:szCs w:val="24"/>
+        </w:rPr>
+      </w:pPr>
+      <w:r>
+        <w:rPr>
+          <w:sz w:val="24"/>
+          <w:szCs w:val="24"/>
+        </w:rPr>
+        <w:t>Add a Node .</w:t>
+      </w:r>
+      <w:proofErr w:type="spellStart"/>
+      <w:r>
+        <w:rPr>
+          <w:sz w:val="24"/>
+          <w:szCs w:val="24"/>
+        </w:rPr>
+        <w:t>gitignore</w:t>
+      </w:r>
+      <w:proofErr w:type="spellEnd"/>
+      <w:r>
+        <w:rPr>
+          <w:sz w:val="24"/>
+          <w:szCs w:val="24"/>
+        </w:rPr>
+        <w:t>.</w:t>
+      </w:r>
+    </w:p>
+    <w:p>
+      <w:pPr>
+        <w:pStyle w:val="ListBullet"/>
+        <w:tabs>
+          <w:tab w:val="num" w:pos="360"/>
+        </w:tabs>
+        <w:ind w:left="360" w:hanging="360"/>
+        <w:rPr>
+          <w:sz w:val="24"/>
+          <w:szCs w:val="24"/>
+        </w:rPr>
+      </w:pPr>
+      <w:r>
+        <w:rPr>
+          <w:sz w:val="24"/>
+          <w:szCs w:val="24"/>
+        </w:rPr>
+        <w:t>Select the appropriate license.</w:t>
+      </w:r>
+    </w:p>
+    <w:p>
+      <w:pPr>
+        <w:pStyle w:val="Heading3"/>
+      </w:pPr>
+      <w:r>
+        <w:t>Step 2 – Clone the Repository</w:t>
+      </w:r>
+    </w:p>
+    <w:p>
+      <w:r>
+        <w:t>Clone the Repository establishes the project baseline.</w:t>
+      </w:r>
+    </w:p>
+    <w:p>
+      <w:pPr>
+        <w:pStyle w:val="ListBullet"/>
+        <w:tabs>
+          <w:tab w:val="num" w:pos="360"/>
+        </w:tabs>
+        <w:ind w:left="360" w:hanging="360"/>
+        <w:rPr>
+          <w:sz w:val="24"/>
+          <w:szCs w:val="24"/>
+        </w:rPr>
+      </w:pPr>
+      <w:r>
+        <w:rPr>
+          <w:sz w:val="24"/>
+          <w:szCs w:val="24"/>
+        </w:rPr>
+        <w:t>Clone using GitHub Desktop or Git.</w:t>
+      </w:r>
+    </w:p>
+    <w:p>
+      <w:pPr>
+        <w:pStyle w:val="ListBullet"/>
+        <w:tabs>
+          <w:tab w:val="num" w:pos="360"/>
+        </w:tabs>
+        <w:ind w:left="360" w:hanging="360"/>
+        <w:rPr>
+          <w:sz w:val="24"/>
+          <w:szCs w:val="24"/>
+        </w:rPr>
+      </w:pPr>
+      <w:r>
+        <w:rPr>
+          <w:sz w:val="24"/>
+          <w:szCs w:val="24"/>
+        </w:rPr>
+        <w:t>Choose the standard development workspace.</w:t>
+      </w:r>
+    </w:p>
+    <w:p>
+      <w:pPr>
+        <w:pStyle w:val="ListBullet"/>
+        <w:tabs>
+          <w:tab w:val="num" w:pos="360"/>
+        </w:tabs>
+        <w:ind w:left="360" w:hanging="360"/>
+        <w:rPr>
+          <w:sz w:val="24"/>
+          <w:szCs w:val="24"/>
+        </w:rPr>
+      </w:pPr>
+      <w:r>
+        <w:rPr>
+          <w:sz w:val="24"/>
+          <w:szCs w:val="24"/>
+        </w:rPr>
+        <w:t>Verify the default branch is main.</w:t>
+      </w:r>
+    </w:p>
+    <w:p>
+      <w:pPr>
+        <w:pStyle w:val="Heading3"/>
+      </w:pPr>
+      <w:r>
+        <w:t>Step 3 – Build the Standard Structure</w:t>
+      </w:r>
+    </w:p>
+    <w:p>
+      <w:proofErr w:type="gramStart"/>
+      <w:r>
+        <w:t>Build</w:t>
+      </w:r>
+      <w:proofErr w:type="gramEnd"/>
+      <w:r>
+        <w:t xml:space="preserve"> the Standard Structure establishes the project baseline.</w:t>
+      </w:r>
+    </w:p>
+    <w:p>
+      <w:pPr>
+        <w:pStyle w:val="ListBullet"/>
+        <w:tabs>
+          <w:tab w:val="num" w:pos="360"/>
+        </w:tabs>
+        <w:ind w:left="360" w:hanging="360"/>
+        <w:rPr>
+          <w:sz w:val="24"/>
+          <w:szCs w:val="24"/>
+        </w:rPr>
+      </w:pPr>
+      <w:r>
+        <w:rPr>
+          <w:sz w:val="24"/>
+          <w:szCs w:val="24"/>
+        </w:rPr>
+        <w:t>Create docs, pages, components, helpers, fixtures, tests, automation, performance, reports, scripts, templates, config, and .</w:t>
+      </w:r>
+      <w:proofErr w:type="spellStart"/>
+      <w:r>
+        <w:rPr>
+          <w:sz w:val="24"/>
+          <w:szCs w:val="24"/>
+        </w:rPr>
+        <w:t>github</w:t>
+      </w:r>
+      <w:proofErr w:type="spellEnd"/>
+      <w:r>
+        <w:rPr>
+          <w:sz w:val="24"/>
+          <w:szCs w:val="24"/>
+        </w:rPr>
+        <w:t xml:space="preserve"> directories.</w:t>
+      </w:r>
+    </w:p>
+    <w:p>
+      <w:pPr>
+        <w:pStyle w:val="ListBullet"/>
+        <w:tabs>
+          <w:tab w:val="num" w:pos="360"/>
+        </w:tabs>
+        <w:ind w:left="360" w:hanging="360"/>
+        <w:rPr>
+          <w:sz w:val="24"/>
+          <w:szCs w:val="24"/>
+        </w:rPr>
+      </w:pPr>
+      <w:r>
+        <w:rPr>
+          <w:sz w:val="24"/>
+          <w:szCs w:val="24"/>
+        </w:rPr>
+        <w:t>Add the .</w:t>
+      </w:r>
+      <w:proofErr w:type="spellStart"/>
+      <w:r>
+        <w:rPr>
+          <w:sz w:val="24"/>
+          <w:szCs w:val="24"/>
+        </w:rPr>
+        <w:t>devcontainer</w:t>
+      </w:r>
+      <w:proofErr w:type="spellEnd"/>
+      <w:r>
+        <w:rPr>
+          <w:sz w:val="24"/>
+          <w:szCs w:val="24"/>
+        </w:rPr>
+        <w:t xml:space="preserve"> configuration.</w:t>
+      </w:r>
+    </w:p>
+    <w:p>
+      <w:pPr>
+        <w:pStyle w:val="ListBullet"/>
+        <w:tabs>
+          <w:tab w:val="num" w:pos="360"/>
+        </w:tabs>
+        <w:ind w:left="360" w:hanging="360"/>
+        <w:rPr>
+          <w:sz w:val="24"/>
+          <w:szCs w:val="24"/>
+        </w:rPr>
+      </w:pPr>
+      <w:r>
+        <w:rPr>
+          <w:sz w:val="24"/>
+          <w:szCs w:val="24"/>
+        </w:rPr>
+        <w:t>Add baseline documentation.</w:t>
+      </w:r>
+    </w:p>
+    <w:p>
+      <w:pPr>
+        <w:pStyle w:val="Heading3"/>
+      </w:pPr>
+      <w:r>
+        <w:t>Step 4 – Configure GitHub</w:t>
+      </w:r>
+    </w:p>
+    <w:p>
+      <w:r>
+        <w:t>Configure GitHub establishes the project baseline.</w:t>
+      </w:r>
+    </w:p>
+    <w:p>
+      <w:pPr>
+        <w:pStyle w:val="ListBullet"/>
+        <w:tabs>
+          <w:tab w:val="num" w:pos="360"/>
+        </w:tabs>
+        <w:ind w:left="360" w:hanging="360"/>
+        <w:rPr>
+          <w:sz w:val="24"/>
+          <w:szCs w:val="24"/>
+        </w:rPr>
+      </w:pPr>
+      <w:r>
+        <w:rPr>
+          <w:sz w:val="24"/>
+          <w:szCs w:val="24"/>
+        </w:rPr>
+        <w:t>Enable branch protection for main.</w:t>
+      </w:r>
+    </w:p>
+    <w:p>
+      <w:pPr>
+        <w:pStyle w:val="ListBullet"/>
+        <w:tabs>
+          <w:tab w:val="num" w:pos="360"/>
+        </w:tabs>
+        <w:ind w:left="360" w:hanging="360"/>
+        <w:rPr>
+          <w:sz w:val="24"/>
+          <w:szCs w:val="24"/>
+        </w:rPr>
+      </w:pPr>
+      <w:r>
+        <w:rPr>
+          <w:sz w:val="24"/>
+          <w:szCs w:val="24"/>
+        </w:rPr>
+        <w:t>Require pull requests before merging.</w:t>
+      </w:r>
+    </w:p>
+    <w:p>
+      <w:pPr>
+        <w:pStyle w:val="ListBullet"/>
+        <w:tabs>
+          <w:tab w:val="num" w:pos="360"/>
+        </w:tabs>
+        <w:ind w:left="360" w:hanging="360"/>
+        <w:rPr>
+          <w:sz w:val="24"/>
+          <w:szCs w:val="24"/>
+        </w:rPr>
+      </w:pPr>
+      <w:r>
+        <w:rPr>
+          <w:sz w:val="24"/>
+          <w:szCs w:val="24"/>
+        </w:rPr>
+        <w:t>Require successful CI checks.</w:t>
+      </w:r>
+    </w:p>
+    <w:p>
+      <w:pPr>
+        <w:pStyle w:val="ListBullet"/>
+        <w:tabs>
+          <w:tab w:val="num" w:pos="360"/>
+        </w:tabs>
+        <w:ind w:left="360" w:hanging="360"/>
+        <w:rPr>
+          <w:sz w:val="24"/>
+          <w:szCs w:val="24"/>
+        </w:rPr>
+      </w:pPr>
+      <w:r>
+        <w:rPr>
+          <w:sz w:val="24"/>
+          <w:szCs w:val="24"/>
+        </w:rPr>
+        <w:t>Configure CODEOWNERS and issue templates.</w:t>
+      </w:r>
+    </w:p>
+    <w:p>
+      <w:pPr>
+        <w:pStyle w:val="Heading3"/>
+      </w:pPr>
+      <w:r>
+        <w:t>Step 5 – Configure the Development Environment</w:t>
+      </w:r>
+    </w:p>
+    <w:p>
+      <w:r>
+        <w:t>Configure the Development Environment establishes the project baseline.</w:t>
+      </w:r>
+    </w:p>
+    <w:p>
+      <w:pPr>
+        <w:pStyle w:val="ListBullet"/>
+        <w:tabs>
+          <w:tab w:val="num" w:pos="360"/>
+        </w:tabs>
+        <w:ind w:left="360" w:hanging="360"/>
+        <w:rPr>
+          <w:sz w:val="24"/>
+          <w:szCs w:val="24"/>
+        </w:rPr>
+      </w:pPr>
+      <w:r>
+        <w:rPr>
+          <w:sz w:val="24"/>
+          <w:szCs w:val="24"/>
+        </w:rPr>
+        <w:lastRenderedPageBreak/>
+        <w:t xml:space="preserve">Run </w:t>
+      </w:r>
+      <w:proofErr w:type="spellStart"/>
+      <w:r>
+        <w:rPr>
+          <w:sz w:val="24"/>
+          <w:szCs w:val="24"/>
+        </w:rPr>
+        <w:t>npm</w:t>
+      </w:r>
+      <w:proofErr w:type="spellEnd"/>
+      <w:r>
+        <w:rPr>
+          <w:sz w:val="24"/>
+          <w:szCs w:val="24"/>
+        </w:rPr>
+        <w:t xml:space="preserve"> install.</w:t>
+      </w:r>
+    </w:p>
+    <w:p>
+      <w:pPr>
+        <w:pStyle w:val="ListBullet"/>
+        <w:tabs>
+          <w:tab w:val="num" w:pos="360"/>
+        </w:tabs>
+        <w:ind w:left="360" w:hanging="360"/>
+        <w:rPr>
+          <w:sz w:val="24"/>
+          <w:szCs w:val="24"/>
+        </w:rPr>
+      </w:pPr>
+      <w:r>
+        <w:rPr>
+          <w:sz w:val="24"/>
+          <w:szCs w:val="24"/>
+        </w:rPr>
+        <w:t>Install Playwright browsers.</w:t>
+      </w:r>
+    </w:p>
+    <w:p>
+      <w:pPr>
+        <w:pStyle w:val="ListBullet"/>
+        <w:tabs>
+          <w:tab w:val="num" w:pos="360"/>
+        </w:tabs>
+        <w:ind w:left="360" w:hanging="360"/>
+      </w:pPr>
+      <w:r>
+        <w:t>Verify TypeScript compilation.</w:t>
+      </w:r>
+    </w:p>
+    <w:p>
+      <w:pPr>
+        <w:pStyle w:val="ListBullet"/>
+        <w:tabs>
+          <w:tab w:val="num" w:pos="360"/>
+        </w:tabs>
+        <w:ind w:left="360" w:hanging="360"/>
+      </w:pPr>
+      <w:r>
+        <w:t>Execute the framework smoke test.</w:t>
+      </w:r>
+    </w:p>
+    <w:p>
+      <w:pPr>
+        <w:pStyle w:val="Heading3"/>
+      </w:pPr>
+      <w:r>
+        <w:t>Step 6 – Create the Baseline Commit</w:t>
+      </w:r>
+    </w:p>
+    <w:p>
+      <w:proofErr w:type="gramStart"/>
+      <w:r>
+        <w:t>Create</w:t>
+      </w:r>
+      <w:proofErr w:type="gramEnd"/>
+      <w:r>
+        <w:t xml:space="preserve"> the Baseline Commit establishes the project baseline.</w:t>
+      </w:r>
+    </w:p>
+    <w:p>
+      <w:pPr>
+        <w:pStyle w:val="ListBullet"/>
+        <w:tabs>
+          <w:tab w:val="num" w:pos="360"/>
+        </w:tabs>
+        <w:ind w:left="360" w:hanging="360"/>
+      </w:pPr>
+      <w:r>
+        <w:t>Review repository contents.</w:t>
+      </w:r>
+    </w:p>
+    <w:p>
+      <w:pPr>
+        <w:pStyle w:val="ListBullet"/>
+        <w:tabs>
+          <w:tab w:val="num" w:pos="360"/>
+        </w:tabs>
+        <w:ind w:left="360" w:hanging="360"/>
+      </w:pPr>
+      <w:r>
+        <w:t xml:space="preserve">Create the initial </w:t>
+      </w:r>
+      <w:proofErr w:type="gramStart"/>
+      <w:r>
+        <w:t>commit</w:t>
+      </w:r>
+      <w:proofErr w:type="gramEnd"/>
+      <w:r>
+        <w:t>.</w:t>
+      </w:r>
+    </w:p>
+    <w:p>
+      <w:pPr>
+        <w:pStyle w:val="ListBullet"/>
+        <w:tabs>
+          <w:tab w:val="num" w:pos="360"/>
+        </w:tabs>
+        <w:ind w:left="360" w:hanging="360"/>
+      </w:pPr>
+      <w:r>
+        <w:t>Push to GitHub.</w:t>
+      </w:r>
+    </w:p>
+    <w:p>
+      <w:pPr>
+        <w:pStyle w:val="ListBullet"/>
+        <w:tabs>
+          <w:tab w:val="num" w:pos="360"/>
+        </w:tabs>
+        <w:ind w:left="360" w:hanging="360"/>
+      </w:pPr>
+      <w:r>
+        <w:t>Verify the repository online.</w:t>
+      </w:r>
+    </w:p>
+    <w:p>
+      <w:pPr>
+        <w:pStyle w:val="Heading3"/>
+      </w:pPr>
+      <w:r>
+        <w:t>Validation Checklist</w:t>
+      </w:r>
+    </w:p>
+    <w:p>
+      <w:r>
+        <w:t>A newly created repository is considered production-ready when:</w:t>
+      </w:r>
+    </w:p>
+    <w:p>
+      <w:pPr>
+        <w:pStyle w:val="ListBullet"/>
+        <w:tabs>
+          <w:tab w:val="num" w:pos="360"/>
+        </w:tabs>
+        <w:ind w:left="360" w:hanging="360"/>
+      </w:pPr>
+      <w:r>
+        <w:t>Repository structure matches framework standards</w:t>
+      </w:r>
+    </w:p>
+    <w:p>
+      <w:pPr>
+        <w:pStyle w:val="ListBullet"/>
+        <w:tabs>
+          <w:tab w:val="num" w:pos="360"/>
+        </w:tabs>
+        <w:ind w:left="360" w:hanging="360"/>
+      </w:pPr>
+      <w:r>
+        <w:t>README and documentation exist</w:t>
+      </w:r>
+    </w:p>
+    <w:p>
+      <w:pPr>
+        <w:pStyle w:val="ListBullet"/>
+        <w:tabs>
+          <w:tab w:val="num" w:pos="360"/>
+        </w:tabs>
+        <w:ind w:left="360" w:hanging="360"/>
+      </w:pPr>
+      <w:r>
+        <w:t>.</w:t>
+      </w:r>
+      <w:proofErr w:type="spellStart"/>
+      <w:r>
+        <w:t>gitignore</w:t>
+      </w:r>
+      <w:proofErr w:type="spellEnd"/>
+      <w:r>
+        <w:t xml:space="preserve"> and .</w:t>
+      </w:r>
+      <w:proofErr w:type="spellStart"/>
+      <w:r>
+        <w:t>devcontainer</w:t>
+      </w:r>
+      <w:proofErr w:type="spellEnd"/>
+      <w:r>
+        <w:t xml:space="preserve"> are configured</w:t>
+      </w:r>
+    </w:p>
+    <w:p>
+      <w:pPr>
+        <w:pStyle w:val="ListBullet"/>
+        <w:tabs>
+          <w:tab w:val="num" w:pos="360"/>
+        </w:tabs>
+        <w:ind w:left="360" w:hanging="360"/>
+      </w:pPr>
+      <w:r>
+        <w:t>Branch protection is enabled</w:t>
+      </w:r>
+    </w:p>
+    <w:p>
+      <w:pPr>
+        <w:pStyle w:val="ListBullet"/>
+        <w:tabs>
+          <w:tab w:val="num" w:pos="360"/>
+        </w:tabs>
+        <w:ind w:left="360" w:hanging="360"/>
+      </w:pPr>
+      <w:r>
+        <w:t xml:space="preserve">Smoke </w:t>
+      </w:r>
+      <w:proofErr w:type="gramStart"/>
+      <w:r>
+        <w:t>tests execute</w:t>
+      </w:r>
+      <w:proofErr w:type="gramEnd"/>
+      <w:r>
+        <w:t xml:space="preserve"> successfully</w:t>
+      </w:r>
+    </w:p>
+    <w:p>
+      <w:pPr>
+        <w:pStyle w:val="ListBullet"/>
+        <w:tabs>
+          <w:tab w:val="num" w:pos="360"/>
+        </w:tabs>
+        <w:ind w:left="360" w:hanging="360"/>
+      </w:pPr>
+      <w:r>
+        <w:t>Initial commit is pushed to GitHub</w:t>
+      </w:r>
+    </w:p>
+    <w:p>
+      <w:pPr>
+        <w:pStyle w:val="Heading3"/>
+      </w:pPr>
+      <w:r>
+        <w:t>Operational Best Practices</w:t>
+      </w:r>
+    </w:p>
+    <w:p>
+      <w:pPr>
+        <w:pStyle w:val="ListBullet"/>
+        <w:tabs>
+          <w:tab w:val="num" w:pos="360"/>
+        </w:tabs>
+        <w:ind w:left="360" w:hanging="360"/>
+      </w:pPr>
+      <w:r>
+        <w:t>Commit logical units of work.</w:t>
+      </w:r>
+    </w:p>
+    <w:p>
+      <w:pPr>
+        <w:pStyle w:val="ListBullet"/>
+        <w:tabs>
+          <w:tab w:val="num" w:pos="360"/>
+        </w:tabs>
+        <w:ind w:left="360" w:hanging="360"/>
+      </w:pPr>
+      <w:r>
+        <w:t>Push changes daily.</w:t>
+      </w:r>
+    </w:p>
+    <w:p>
+      <w:pPr>
+        <w:pStyle w:val="ListBullet"/>
+        <w:tabs>
+          <w:tab w:val="num" w:pos="360"/>
+        </w:tabs>
+        <w:ind w:left="360" w:hanging="360"/>
+      </w:pPr>
+      <w:r>
+        <w:t>Keep documentation synchronized with implementation.</w:t>
+      </w:r>
+    </w:p>
+    <w:p>
+      <w:pPr>
+        <w:pStyle w:val="ListBullet"/>
+        <w:tabs>
+          <w:tab w:val="num" w:pos="360"/>
+        </w:tabs>
+        <w:ind w:left="360" w:hanging="360"/>
+      </w:pPr>
+      <w:r>
+        <w:t xml:space="preserve">Do not commit secrets or </w:t>
+      </w:r>
+      <w:proofErr w:type="gramStart"/>
+      <w:r>
+        <w:t>generated</w:t>
+      </w:r>
+      <w:proofErr w:type="gramEnd"/>
+      <w:r>
+        <w:t xml:space="preserve"> artifacts.</w:t>
+      </w:r>
+    </w:p>
+    <w:p>
+      <w:pPr>
+        <w:pStyle w:val="ListBullet"/>
+        <w:tabs>
+          <w:tab w:val="num" w:pos="360"/>
+        </w:tabs>
+        <w:ind w:left="360" w:hanging="360"/>
+      </w:pPr>
+      <w:r>
+        <w:t>Use feature branches for development.</w:t>
+      </w:r>
+    </w:p>
+    <w:p>
+      <w:pPr>
+        <w:pStyle w:val="ListBullet"/>
+        <w:tabs>
+          <w:tab w:val="num" w:pos="360"/>
+        </w:tabs>
+        <w:ind w:left="360" w:hanging="360"/>
+      </w:pPr>
+      <w:r>
+        <w:t>Automate validation whenever possible.</w:t>
+      </w:r>
+    </w:p>
+    <w:p>
+      <w:pPr>
+        <w:pStyle w:val="Heading3"/>
+      </w:pPr>
+      <w:r>
+        <w:t>Long-Term Vision</w:t>
+      </w:r>
+    </w:p>
+    <w:p>
+      <w:r>
+        <w:t>Every repository within the Oracle Cloud EPM AI Automation Framework should be immediately recognizable, consistently organized, and fully prepared for collaborative development, AI-assisted engineering, continuous integration, and long-term maintenance. By following this runbook, contributors spend less time configuring environments and more time delivering automation capabilities.</w:t>
+      </w:r>
+    </w:p>
+    <w:p>
+      <w:pPr>
+        <w:pStyle w:val="ListBullet"/>
+        <w:numPr>
+          <w:ilvl w:val="0"/>
+          <w:numId w:val="0"/>
+        </w:numPr>
+        <w:ind w:left="360"/>
+      </w:pPr>
+    </w:p>
+    <w:p>
+      <w:pPr>
+        <w:pStyle w:val="ListBullet"/>
+        <w:numPr>
+          <w:ilvl w:val="0"/>
+          <w:numId w:val="0"/>
+        </w:numPr>
+        <w:ind w:left="360"/>
+      </w:pPr>
+    </w:p>
+    <w:p>
+      <w:pPr>
+        <w:pStyle w:val="BodyText"/>
+      </w:pPr>
+    </w:p>
+    <w:p>
+      <w:pPr>
+        <w:pStyle w:val="BodyText"/>
+      </w:pPr>
+    </w:p>
     <w:bookmarkEnd w:id="41"/>
     <w:bookmarkEnd w:id="33"/>
     <w:sectPr>
@@ -4083,6 +6615,48 @@
 <file path=word/numbering.xml><?xml version="1.0" encoding="utf-8"?>
 <w:numbering xmlns:wpc="http://schemas.microsoft.com/office/word/2010/wordprocessingCanvas" xmlns:cx="http://schemas.microsoft.com/office/drawing/2014/chartex" xmlns:cx1="http://schemas.microsoft.com/office/drawing/2015/9/8/chartex" xmlns:cx2="http://schemas.microsoft.com/office/drawing/2015/10/21/chartex" xmlns:cx3="http://schemas.microsoft.com/office/drawing/2016/5/9/chartex" xmlns:cx4="http://schemas.microsoft.com/office/drawing/2016/5/10/chartex" xmlns:cx5="http://schemas.microsoft.com/office/drawing/2016/5/11/chartex" xmlns:cx6="http://schemas.microsoft.com/office/drawing/2016/5/12/chartex" xmlns:cx7="http://schemas.microsoft.com/office/drawing/2016/5/13/chartex" xmlns:cx8="http://schemas.microsoft.com/office/drawing/2016/5/14/chartex" xmlns:mc="http://schemas.openxmlformats.org/markup-compatibility/2006" xmlns:aink="http://schemas.microsoft.com/office/drawing/2016/ink" xmlns:am3d="http://schemas.microsoft.com/office/drawing/2017/model3d" xmlns:o="urn:schemas-microsoft-com:office:office" xmlns:oel="http://schemas.microsoft.com/office/2019/extlst" xmlns:r="http://schemas.openxmlformats.org/officeDocument/2006/relationships" xmlns:m="http://schemas.openxmlformats.org/officeDocument/2006/math" xmlns:v="urn:schemas-microsoft-com:vml" xmlns:wp14="http://schemas.microsoft.com/office/word/2010/wordprocessingDrawing" xmlns:wp="http://schemas.openxmlformats.org/drawingml/2006/wordprocessingDrawing" xmlns:w10="urn:schemas-microsoft-com:office:word" xmlns:w="http://schemas.openxmlformats.org/wordprocessingml/2006/main" xmlns:w14="http://schemas.microsoft.com/office/word/2010/wordml" xmlns:w15="http://schemas.microsoft.com/office/word/2012/wordml" xmlns:w16cex="http://schemas.microsoft.com/office/word/2018/wordml/cex" xmlns:w16cid="http://schemas.microsoft.com/office/word/2016/wordml/cid" xmlns:w16="http://schemas.microsoft.com/office/word/2018/wordml" xmlns:w16du="http://schemas.microsoft.com/office/word/2023/wordml/word16du" xmlns:w16sdtdh="http://schemas.microsoft.com/office/word/2020/wordml/sdtdatahash" xmlns:w16sdtfl="http://schemas.microsoft.com/office/word/2024/wordml/sdtformatlock" xmlns:w16se="http://schemas.microsoft.com/office/word/2015/wordml/symex" xmlns:wpg="http://schemas.microsoft.com/office/word/2010/wordprocessingGroup" xmlns:wpi="http://schemas.microsoft.com/office/word/2010/wordprocessingInk" xmlns:wne="http://schemas.microsoft.com/office/word/2006/wordml" xmlns:wps="http://schemas.microsoft.com/office/word/2010/wordprocessingShape" mc:Ignorable="w14 w15 w16se w16cid w16 w16cex w16sdtdh w16sdtfl w16du wp14">
   <w:abstractNum w:abstractNumId="0" w15:restartNumberingAfterBreak="0">
+    <w:nsid w:val="FFFFFF83"/>
+    <w:multiLevelType w:val="singleLevel"/>
+    <w:tmpl w:val="EE20F006"/>
+    <w:lvl w:ilvl="0">
+      <w:start w:val="1"/>
+      <w:numFmt w:val="bullet"/>
+      <w:pStyle w:val="ListBullet2"/>
+      <w:lvlText w:val=""/>
+      <w:lvlJc w:val="left"/>
+      <w:pPr>
+        <w:tabs>
+          <w:tab w:val="num" w:pos="720"/>
+        </w:tabs>
+        <w:ind w:left="720" w:hanging="360"/>
+      </w:pPr>
+      <w:rPr>
+        <w:rFonts w:ascii="Symbol" w:hAnsi="Symbol" w:hint="default"/>
+      </w:rPr>
+    </w:lvl>
+  </w:abstractNum>
+  <w:abstractNum w:abstractNumId="1" w15:restartNumberingAfterBreak="0">
+    <w:nsid w:val="FFFFFF89"/>
+    <w:multiLevelType w:val="singleLevel"/>
+    <w:tmpl w:val="A05EE5D0"/>
+    <w:lvl w:ilvl="0">
+      <w:start w:val="1"/>
+      <w:numFmt w:val="bullet"/>
+      <w:pStyle w:val="ListBullet"/>
+      <w:lvlText w:val=""/>
+      <w:lvlJc w:val="left"/>
+      <w:pPr>
+        <w:tabs>
+          <w:tab w:val="num" w:pos="360"/>
+        </w:tabs>
+        <w:ind w:left="360" w:hanging="360"/>
+      </w:pPr>
+      <w:rPr>
+        <w:rFonts w:ascii="Symbol" w:hAnsi="Symbol" w:hint="default"/>
+      </w:rPr>
+    </w:lvl>
+  </w:abstractNum>
+  <w:abstractNum w:abstractNumId="2" w15:restartNumberingAfterBreak="0">
     <w:nsid w:val="0000A990"/>
     <w:multiLevelType w:val="multilevel"/>
     <w:tmpl w:val="DFF65E84"/>
@@ -4159,7 +6733,7 @@
       </w:pPr>
     </w:lvl>
   </w:abstractNum>
-  <w:abstractNum w:abstractNumId="1" w15:restartNumberingAfterBreak="0">
+  <w:abstractNum w:abstractNumId="3" w15:restartNumberingAfterBreak="0">
     <w:nsid w:val="0000A991"/>
     <w:multiLevelType w:val="multilevel"/>
     <w:tmpl w:val="23A0159C"/>
@@ -4263,7 +6837,7 @@
       </w:rPr>
     </w:lvl>
   </w:abstractNum>
-  <w:abstractNum w:abstractNumId="2" w15:restartNumberingAfterBreak="0">
+  <w:abstractNum w:abstractNumId="4" w15:restartNumberingAfterBreak="0">
     <w:nsid w:val="00A99411"/>
     <w:multiLevelType w:val="multilevel"/>
     <w:tmpl w:val="C29678F0"/>
@@ -4350,25 +6924,25 @@
     </w:lvl>
   </w:abstractNum>
   <w:num w:numId="1" w16cid:durableId="1690717102">
-    <w:abstractNumId w:val="0"/>
+    <w:abstractNumId w:val="2"/>
   </w:num>
   <w:num w:numId="2" w16cid:durableId="1251083937">
-    <w:abstractNumId w:val="1"/>
+    <w:abstractNumId w:val="3"/>
   </w:num>
   <w:num w:numId="3" w16cid:durableId="1277786524">
-    <w:abstractNumId w:val="1"/>
+    <w:abstractNumId w:val="3"/>
   </w:num>
   <w:num w:numId="4" w16cid:durableId="1541016244">
-    <w:abstractNumId w:val="1"/>
+    <w:abstractNumId w:val="3"/>
   </w:num>
   <w:num w:numId="5" w16cid:durableId="1392458970">
-    <w:abstractNumId w:val="1"/>
+    <w:abstractNumId w:val="3"/>
   </w:num>
   <w:num w:numId="6" w16cid:durableId="1478492244">
-    <w:abstractNumId w:val="1"/>
+    <w:abstractNumId w:val="3"/>
   </w:num>
   <w:num w:numId="7" w16cid:durableId="501047599">
-    <w:abstractNumId w:val="2"/>
+    <w:abstractNumId w:val="4"/>
     <w:lvlOverride w:ilvl="0">
       <w:startOverride w:val="1"/>
     </w:lvlOverride>
@@ -4398,10 +6972,10 @@
     </w:lvlOverride>
   </w:num>
   <w:num w:numId="8" w16cid:durableId="1539314687">
-    <w:abstractNumId w:val="1"/>
+    <w:abstractNumId w:val="3"/>
   </w:num>
   <w:num w:numId="9" w16cid:durableId="399449208">
-    <w:abstractNumId w:val="2"/>
+    <w:abstractNumId w:val="4"/>
     <w:lvlOverride w:ilvl="0">
       <w:startOverride w:val="1"/>
     </w:lvlOverride>
@@ -4431,46 +7005,52 @@
     </w:lvlOverride>
   </w:num>
   <w:num w:numId="10" w16cid:durableId="1487278040">
+    <w:abstractNumId w:val="3"/>
+  </w:num>
+  <w:num w:numId="11" w16cid:durableId="1991013003">
+    <w:abstractNumId w:val="3"/>
+  </w:num>
+  <w:num w:numId="12" w16cid:durableId="1828473001">
+    <w:abstractNumId w:val="3"/>
+  </w:num>
+  <w:num w:numId="13" w16cid:durableId="771630782">
+    <w:abstractNumId w:val="3"/>
+  </w:num>
+  <w:num w:numId="14" w16cid:durableId="1723824114">
+    <w:abstractNumId w:val="3"/>
+  </w:num>
+  <w:num w:numId="15" w16cid:durableId="808788704">
+    <w:abstractNumId w:val="3"/>
+  </w:num>
+  <w:num w:numId="16" w16cid:durableId="1618221527">
+    <w:abstractNumId w:val="3"/>
+  </w:num>
+  <w:num w:numId="17" w16cid:durableId="1252155896">
+    <w:abstractNumId w:val="3"/>
+  </w:num>
+  <w:num w:numId="18" w16cid:durableId="1838374781">
+    <w:abstractNumId w:val="3"/>
+  </w:num>
+  <w:num w:numId="19" w16cid:durableId="961036317">
+    <w:abstractNumId w:val="3"/>
+  </w:num>
+  <w:num w:numId="20" w16cid:durableId="1816802063">
+    <w:abstractNumId w:val="3"/>
+  </w:num>
+  <w:num w:numId="21" w16cid:durableId="417598614">
+    <w:abstractNumId w:val="3"/>
+  </w:num>
+  <w:num w:numId="22" w16cid:durableId="1707675295">
+    <w:abstractNumId w:val="3"/>
+  </w:num>
+  <w:num w:numId="23" w16cid:durableId="660742359">
+    <w:abstractNumId w:val="3"/>
+  </w:num>
+  <w:num w:numId="24" w16cid:durableId="644354486">
     <w:abstractNumId w:val="1"/>
   </w:num>
-  <w:num w:numId="11" w16cid:durableId="1991013003">
-    <w:abstractNumId w:val="1"/>
-  </w:num>
-  <w:num w:numId="12" w16cid:durableId="1828473001">
-    <w:abstractNumId w:val="1"/>
-  </w:num>
-  <w:num w:numId="13" w16cid:durableId="771630782">
-    <w:abstractNumId w:val="1"/>
-  </w:num>
-  <w:num w:numId="14" w16cid:durableId="1723824114">
-    <w:abstractNumId w:val="1"/>
-  </w:num>
-  <w:num w:numId="15" w16cid:durableId="808788704">
-    <w:abstractNumId w:val="1"/>
-  </w:num>
-  <w:num w:numId="16" w16cid:durableId="1618221527">
-    <w:abstractNumId w:val="1"/>
-  </w:num>
-  <w:num w:numId="17" w16cid:durableId="1252155896">
-    <w:abstractNumId w:val="1"/>
-  </w:num>
-  <w:num w:numId="18" w16cid:durableId="1838374781">
-    <w:abstractNumId w:val="1"/>
-  </w:num>
-  <w:num w:numId="19" w16cid:durableId="961036317">
-    <w:abstractNumId w:val="1"/>
-  </w:num>
-  <w:num w:numId="20" w16cid:durableId="1816802063">
-    <w:abstractNumId w:val="1"/>
-  </w:num>
-  <w:num w:numId="21" w16cid:durableId="417598614">
-    <w:abstractNumId w:val="1"/>
-  </w:num>
-  <w:num w:numId="22" w16cid:durableId="1707675295">
-    <w:abstractNumId w:val="1"/>
-  </w:num>
-  <w:num w:numId="23" w16cid:durableId="660742359">
-    <w:abstractNumId w:val="1"/>
+  <w:num w:numId="25" w16cid:durableId="480464190">
+    <w:abstractNumId w:val="0"/>
   </w:num>
 </w:numbering>
 </file>
@@ -4493,6 +7073,8 @@
     </w:pPrDefault>
   </w:docDefaults>
   <w:latentStyles w:defLockedState="0" w:defUIPriority="0" w:defSemiHidden="0" w:defUnhideWhenUsed="0" w:defQFormat="0" w:count="376">
+    <w:lsdException w:name="List Bullet" w:uiPriority="99"/>
+    <w:lsdException w:name="List Bullet 2" w:uiPriority="99"/>
     <w:lsdException w:name="Normal Table" w:semiHidden="1" w:unhideWhenUsed="1"/>
     <w:lsdException w:name="Table Simple 1" w:semiHidden="1" w:unhideWhenUsed="1"/>
     <w:lsdException w:name="Table Simple 2" w:semiHidden="1" w:unhideWhenUsed="1"/>
@@ -5685,6 +8267,52 @@
       <w:sz w:val="22"/>
     </w:rPr>
   </w:style>
+  <w:style w:type="paragraph" w:styleId="ListBullet">
+    <w:name w:val="List Bullet"/>
+    <w:basedOn w:val="Normal"/>
+    <w:uiPriority w:val="99"/>
+    <w:unhideWhenUsed/>
+    <w:rsid w:val="00C1341B"/>
+    <w:pPr>
+      <w:numPr>
+        <w:numId w:val="24"/>
+      </w:numPr>
+      <w:tabs>
+        <w:tab w:val="clear" w:pos="360"/>
+      </w:tabs>
+      <w:spacing w:line="276" w:lineRule="auto"/>
+      <w:ind w:left="0" w:firstLine="0"/>
+      <w:contextualSpacing/>
+    </w:pPr>
+    <w:rPr>
+      <w:rFonts w:eastAsiaTheme="minorEastAsia"/>
+      <w:sz w:val="22"/>
+      <w:szCs w:val="22"/>
+    </w:rPr>
+  </w:style>
+  <w:style w:type="paragraph" w:styleId="ListBullet2">
+    <w:name w:val="List Bullet 2"/>
+    <w:basedOn w:val="Normal"/>
+    <w:uiPriority w:val="99"/>
+    <w:unhideWhenUsed/>
+    <w:rsid w:val="00C1341B"/>
+    <w:pPr>
+      <w:numPr>
+        <w:numId w:val="25"/>
+      </w:numPr>
+      <w:tabs>
+        <w:tab w:val="clear" w:pos="720"/>
+      </w:tabs>
+      <w:spacing w:line="276" w:lineRule="auto"/>
+      <w:ind w:left="0" w:firstLine="0"/>
+      <w:contextualSpacing/>
+    </w:pPr>
+    <w:rPr>
+      <w:rFonts w:eastAsiaTheme="minorEastAsia"/>
+      <w:sz w:val="22"/>
+      <w:szCs w:val="22"/>
+    </w:rPr>
+  </w:style>
 </w:styles>
 </file>
 
